--- a/pr-preview/pr-424/linear-algebra-vectors-tracked-changes.docx
+++ b/pr-preview/pr-424/linear-algebra-vectors-tracked-changes.docx
@@ -16,7 +16,7 @@
       </w:pPr>
       <w:del w:id="1" w:author="PR Preview" w:date="2026-01-01T00:00:00Z">
         <w:r>
-          <w:delText xml:space="preserve">Last modified: 2026-10-19 12:33:15 (PDT)</w:delText>
+          <w:delText xml:space="preserve">Last modified: 2026-10-19 23:31:34 (PDT)</w:delText>
         </w:r>
       </w:del>
     </w:p>
@@ -26,7 +26,7 @@
       </w:pPr>
       <w:ins w:id="2" w:author="PR Preview" w:date="2026-01-01T00:00:00Z">
         <w:r>
-          <w:t xml:space="preserve">Last modified: 2026-10-19 13:26:01 (PDT)</w:t>
+          <w:t xml:space="preserve">Last modified: 2026-10-19 23:35:06 (PDT)</w:t>
         </w:r>
       </w:ins>
     </w:p>
@@ -2883,38 +2883,54 @@
       <w:pPr>
         <w:pStyle w:val="FirstParagraph"/>
       </w:pPr>
-      <w:r>
-        <w:rPr>
-          <w:b/>
-          <w:bCs/>
-        </w:rPr>
-        <w:t xml:space="preserve">Definition 9 (Linear combination)</w:t>
-      </w:r>
-      <w:r>
-        <w:t xml:space="preserve"> </w:t>
-      </w:r>
-      <w:r>
-        <w:t xml:space="preserve">A</w:t>
-      </w:r>
-      <w:r>
-        <w:t xml:space="preserve"> </w:t>
-      </w:r>
-      <w:r>
-        <w:rPr>
-          <w:b/>
-          <w:bCs/>
-        </w:rPr>
-        <w:t xml:space="preserve">linear combination</w:t>
-      </w:r>
-      <w:r>
-        <w:t xml:space="preserve"> </w:t>
-      </w:r>
-      <w:r>
-        <w:t xml:space="preserve">of the numbers</w:t>
-      </w:r>
-      <w:r>
-        <w:t xml:space="preserve"> </w:t>
-      </w:r>
+      <w:del w:id="3" w:author="PR Preview" w:date="2026-01-01T00:00:00Z">
+        <w:r>
+          <w:rPr>
+            <w:b/>
+            <w:bCs/>
+          </w:rPr>
+          <w:delText xml:space="preserve">Definition 9 (Linear combination)</w:delText>
+        </w:r>
+      </w:del>
+      <w:del w:id="4" w:author="PR Preview" w:date="2026-01-01T00:00:00Z">
+        <w:r>
+          <w:delText xml:space="preserve"> </w:delText>
+        </w:r>
+      </w:del>
+      <w:del w:id="5" w:author="PR Preview" w:date="2026-01-01T00:00:00Z">
+        <w:r>
+          <w:delText xml:space="preserve">A</w:delText>
+        </w:r>
+      </w:del>
+      <w:del w:id="6" w:author="PR Preview" w:date="2026-01-01T00:00:00Z">
+        <w:r>
+          <w:delText xml:space="preserve"> </w:delText>
+        </w:r>
+      </w:del>
+      <w:del w:id="7" w:author="PR Preview" w:date="2026-01-01T00:00:00Z">
+        <w:r>
+          <w:rPr>
+            <w:b/>
+            <w:bCs/>
+          </w:rPr>
+          <w:delText xml:space="preserve">linear combination</w:delText>
+        </w:r>
+      </w:del>
+      <w:del w:id="8" w:author="PR Preview" w:date="2026-01-01T00:00:00Z">
+        <w:r>
+          <w:delText xml:space="preserve"> </w:delText>
+        </w:r>
+      </w:del>
+      <w:del w:id="9" w:author="PR Preview" w:date="2026-01-01T00:00:00Z">
+        <w:r>
+          <w:delText xml:space="preserve">of the numbers</w:delText>
+        </w:r>
+      </w:del>
+      <w:del w:id="10" w:author="PR Preview" w:date="2026-01-01T00:00:00Z">
+        <w:r>
+          <w:delText xml:space="preserve"> </w:delText>
+        </w:r>
+      </w:del>
       <m:oMath>
         <m:sSub>
           <m:e>
@@ -2959,15 +2975,21 @@
           </m:sub>
         </m:sSub>
       </m:oMath>
-      <w:r>
-        <w:t xml:space="preserve"> </w:t>
-      </w:r>
-      <w:r>
-        <w:t xml:space="preserve">with coefficients</w:t>
-      </w:r>
-      <w:r>
-        <w:t xml:space="preserve"> </w:t>
-      </w:r>
+      <w:del w:id="11" w:author="PR Preview" w:date="2026-01-01T00:00:00Z">
+        <w:r>
+          <w:delText xml:space="preserve"> </w:delText>
+        </w:r>
+      </w:del>
+      <w:del w:id="12" w:author="PR Preview" w:date="2026-01-01T00:00:00Z">
+        <w:r>
+          <w:delText xml:space="preserve">with coefficients</w:delText>
+        </w:r>
+      </w:del>
+      <w:del w:id="13" w:author="PR Preview" w:date="2026-01-01T00:00:00Z">
+        <w:r>
+          <w:delText xml:space="preserve"> </w:delText>
+        </w:r>
+      </w:del>
       <m:oMath>
         <m:sSub>
           <m:e>
@@ -3012,29 +3034,207 @@
           </m:sub>
         </m:sSub>
       </m:oMath>
-      <w:r>
-        <w:t xml:space="preserve"> </w:t>
-      </w:r>
-      <w:r>
-        <w:t xml:space="preserve">(</w:t>
-      </w:r>
+      <w:del w:id="14" w:author="PR Preview" w:date="2026-01-01T00:00:00Z">
+        <w:r>
+          <w:delText xml:space="preserve"> </w:delText>
+        </w:r>
+      </w:del>
+      <w:del w:id="15" w:author="PR Preview" w:date="2026-01-01T00:00:00Z">
+        <w:r>
+          <w:delText xml:space="preserve">(</w:delText>
+        </w:r>
+      </w:del>
       <w:hyperlink w:anchor="def-lincom-coefficient">
+        <w:del w:id="16" w:author="PR Preview" w:date="2026-01-01T00:00:00Z">
+          <w:r>
+            <w:rPr>
+              <w:rStyle w:val="Hyperlink"/>
+            </w:rPr>
+            <w:delText xml:space="preserve">Definition 10</w:delText>
+          </w:r>
+        </w:del>
+      </w:hyperlink>
+      <w:del w:id="17" w:author="PR Preview" w:date="2026-01-01T00:00:00Z">
+        <w:r>
+          <w:delText xml:space="preserve">)</w:delText>
+        </w:r>
+      </w:del>
+      <w:del w:id="18" w:author="PR Preview" w:date="2026-01-01T00:00:00Z">
+        <w:r>
+          <w:delText xml:space="preserve"> </w:delText>
+        </w:r>
+      </w:del>
+      <w:del w:id="19" w:author="PR Preview" w:date="2026-01-01T00:00:00Z">
+        <w:r>
+          <w:delText xml:space="preserve">is the weighted sum</w:delText>
+        </w:r>
+      </w:del>
+    </w:p>
+    <w:p>
+      <w:pPr>
+        <w:pStyle w:val="FirstParagraph"/>
+      </w:pPr>
+      <w:ins w:id="20" w:author="PR Preview" w:date="2026-01-01T00:00:00Z">
         <w:r>
           <w:rPr>
-            <w:rStyle w:val="Hyperlink"/>
+            <w:b/>
+            <w:bCs/>
           </w:rPr>
-          <w:t xml:space="preserve">Definition 10</w:t>
+          <w:t xml:space="preserve">Definition 9 (Linear combination)</w:t>
         </w:r>
-      </w:hyperlink>
-      <w:r>
-        <w:t xml:space="preserve">)</w:t>
-      </w:r>
-      <w:r>
-        <w:t xml:space="preserve"> </w:t>
-      </w:r>
-      <w:r>
-        <w:t xml:space="preserve">is the weighted sum</w:t>
-      </w:r>
+      </w:ins>
+      <w:ins w:id="21" w:author="PR Preview" w:date="2026-01-01T00:00:00Z">
+        <w:r>
+          <w:t xml:space="preserve"> </w:t>
+        </w:r>
+      </w:ins>
+      <w:ins w:id="22" w:author="PR Preview" w:date="2026-01-01T00:00:00Z">
+        <w:r>
+          <w:t xml:space="preserve">A</w:t>
+        </w:r>
+      </w:ins>
+      <w:ins w:id="23" w:author="PR Preview" w:date="2026-01-01T00:00:00Z">
+        <w:r>
+          <w:t xml:space="preserve"> </w:t>
+        </w:r>
+      </w:ins>
+      <w:ins w:id="24" w:author="PR Preview" w:date="2026-01-01T00:00:00Z">
+        <w:r>
+          <w:rPr>
+            <w:b/>
+            <w:bCs/>
+          </w:rPr>
+          <w:t xml:space="preserve">linear combination</w:t>
+        </w:r>
+      </w:ins>
+      <w:ins w:id="25" w:author="PR Preview" w:date="2026-01-01T00:00:00Z">
+        <w:r>
+          <w:t xml:space="preserve"> </w:t>
+        </w:r>
+      </w:ins>
+      <w:ins w:id="26" w:author="PR Preview" w:date="2026-01-01T00:00:00Z">
+        <w:r>
+          <w:t xml:space="preserve">of the numbers</w:t>
+        </w:r>
+      </w:ins>
+      <w:ins w:id="27" w:author="PR Preview" w:date="2026-01-01T00:00:00Z">
+        <w:r>
+          <w:t xml:space="preserve"> </w:t>
+        </w:r>
+      </w:ins>
+      <m:oMath>
+        <m:sSub>
+          <m:e>
+            <m:r>
+              <m:t>a</m:t>
+            </m:r>
+          </m:e>
+          <m:sub>
+            <m:r>
+              <m:t>1</m:t>
+            </m:r>
+          </m:sub>
+        </m:sSub>
+        <m:r>
+          <m:rPr>
+            <m:sty m:val="p"/>
+          </m:rPr>
+          <m:t>,</m:t>
+        </m:r>
+        <m:r>
+          <m:rPr>
+            <m:sty m:val="p"/>
+          </m:rPr>
+          <m:t>…</m:t>
+        </m:r>
+        <m:r>
+          <m:rPr>
+            <m:sty m:val="p"/>
+          </m:rPr>
+          <m:t>,</m:t>
+        </m:r>
+        <m:sSub>
+          <m:e>
+            <m:r>
+              <m:t>a</m:t>
+            </m:r>
+          </m:e>
+          <m:sub>
+            <m:r>
+              <m:t>k</m:t>
+            </m:r>
+          </m:sub>
+        </m:sSub>
+      </m:oMath>
+      <w:ins w:id="28" w:author="PR Preview" w:date="2026-01-01T00:00:00Z">
+        <w:r>
+          <w:t xml:space="preserve"> </w:t>
+        </w:r>
+      </w:ins>
+      <w:ins w:id="29" w:author="PR Preview" w:date="2026-01-01T00:00:00Z">
+        <w:r>
+          <w:t xml:space="preserve">with coefficients</w:t>
+        </w:r>
+      </w:ins>
+      <w:ins w:id="30" w:author="PR Preview" w:date="2026-01-01T00:00:00Z">
+        <w:r>
+          <w:t xml:space="preserve"> </w:t>
+        </w:r>
+      </w:ins>
+      <m:oMath>
+        <m:sSub>
+          <m:e>
+            <m:r>
+              <m:t>c</m:t>
+            </m:r>
+          </m:e>
+          <m:sub>
+            <m:r>
+              <m:t>1</m:t>
+            </m:r>
+          </m:sub>
+        </m:sSub>
+        <m:r>
+          <m:rPr>
+            <m:sty m:val="p"/>
+          </m:rPr>
+          <m:t>,</m:t>
+        </m:r>
+        <m:r>
+          <m:rPr>
+            <m:sty m:val="p"/>
+          </m:rPr>
+          <m:t>…</m:t>
+        </m:r>
+        <m:r>
+          <m:rPr>
+            <m:sty m:val="p"/>
+          </m:rPr>
+          <m:t>,</m:t>
+        </m:r>
+        <m:sSub>
+          <m:e>
+            <m:r>
+              <m:t>c</m:t>
+            </m:r>
+          </m:e>
+          <m:sub>
+            <m:r>
+              <m:t>k</m:t>
+            </m:r>
+          </m:sub>
+        </m:sSub>
+      </m:oMath>
+      <w:ins w:id="31" w:author="PR Preview" w:date="2026-01-01T00:00:00Z">
+        <w:r>
+          <w:t xml:space="preserve"> </w:t>
+        </w:r>
+      </w:ins>
+      <w:ins w:id="32" w:author="PR Preview" w:date="2026-01-01T00:00:00Z">
+        <w:r>
+          <w:t xml:space="preserve">is the weighted sum</w:t>
+        </w:r>
+      </w:ins>
     </w:p>
     <w:p>
       <w:pPr>
@@ -9589,31 +9789,339 @@
       </w:r>
       <w:r>
         <w:rPr>
+          <w:rStyle w:val="NormalTok"/>
+        </w:rPr>
+        <w:t xml:space="preserve">inner </w:t>
+      </w:r>
+      <w:r>
+        <w:rPr>
+          <w:rStyle w:val="OperatorTok"/>
+        </w:rPr>
+        <w:t xml:space="preserve">=</w:t>
+      </w:r>
+      <w:r>
+        <w:rPr>
+          <w:rStyle w:val="NormalTok"/>
+        </w:rPr>
+        <w:t xml:space="preserve"> </w:t>
+      </w:r>
+      <w:r>
+        <w:rPr>
           <w:rStyle w:val="BuiltInTok"/>
         </w:rPr>
+        <w:t xml:space="preserve">float</w:t>
+      </w:r>
+      <w:r>
+        <w:rPr>
+          <w:rStyle w:val="NormalTok"/>
+        </w:rPr>
+        <w:t xml:space="preserve">(a </w:t>
+      </w:r>
+      <w:r>
+        <w:rPr>
+          <w:rStyle w:val="OperatorTok"/>
+        </w:rPr>
+        <w:t xml:space="preserve">@</w:t>
+      </w:r>
+      <w:r>
+        <w:rPr>
+          <w:rStyle w:val="NormalTok"/>
+        </w:rPr>
+        <w:t xml:space="preserve"> b)</w:t>
+      </w:r>
+      <w:r>
+        <w:br/>
+      </w:r>
+      <w:r>
+        <w:rPr>
+          <w:rStyle w:val="NormalTok"/>
+        </w:rPr>
+        <w:t xml:space="preserve">norm_a </w:t>
+      </w:r>
+      <w:r>
+        <w:rPr>
+          <w:rStyle w:val="OperatorTok"/>
+        </w:rPr>
+        <w:t xml:space="preserve">=</w:t>
+      </w:r>
+      <w:r>
+        <w:rPr>
+          <w:rStyle w:val="NormalTok"/>
+        </w:rPr>
+        <w:t xml:space="preserve"> </w:t>
+      </w:r>
+      <w:r>
+        <w:rPr>
+          <w:rStyle w:val="BuiltInTok"/>
+        </w:rPr>
+        <w:t xml:space="preserve">round</w:t>
+      </w:r>
+      <w:r>
+        <w:rPr>
+          <w:rStyle w:val="NormalTok"/>
+        </w:rPr>
+        <w:t xml:space="preserve">(</w:t>
+      </w:r>
+      <w:r>
+        <w:rPr>
+          <w:rStyle w:val="BuiltInTok"/>
+        </w:rPr>
+        <w:t xml:space="preserve">float</w:t>
+      </w:r>
+      <w:r>
+        <w:rPr>
+          <w:rStyle w:val="NormalTok"/>
+        </w:rPr>
+        <w:t xml:space="preserve">(np.linalg.norm(a)), </w:t>
+      </w:r>
+      <w:r>
+        <w:rPr>
+          <w:rStyle w:val="DecValTok"/>
+        </w:rPr>
+        <w:t xml:space="preserve">3</w:t>
+      </w:r>
+      <w:r>
+        <w:rPr>
+          <w:rStyle w:val="NormalTok"/>
+        </w:rPr>
+        <w:t xml:space="preserve">)</w:t>
+      </w:r>
+      <w:r>
+        <w:br/>
+      </w:r>
+      <w:r>
+        <w:br/>
+      </w:r>
+      <w:r>
+        <w:rPr>
+          <w:rStyle w:val="BuiltInTok"/>
+        </w:rPr>
         <w:t xml:space="preserve">print</w:t>
       </w:r>
       <w:r>
         <w:rPr>
           <w:rStyle w:val="NormalTok"/>
         </w:rPr>
+        <w:t xml:space="preserve">(inner, norm_a)</w:t>
+      </w:r>
+      <w:r>
+        <w:br/>
+      </w:r>
+      <w:r>
+        <w:rPr>
+          <w:rStyle w:val="CommentTok"/>
+        </w:rPr>
+        <w:t xml:space="preserve">#&gt; -8.0 3.742</w:t>
+      </w:r>
+    </w:p>
+    <w:p>
+      <w:pPr>
+        <w:pStyle w:val="SourceCode"/>
+      </w:pPr>
+      <w:r>
+        <w:rPr>
+          <w:rStyle w:val="NormalTok"/>
+        </w:rPr>
+        <w:t xml:space="preserve">a </w:t>
+      </w:r>
+      <w:r>
+        <w:rPr>
+          <w:rStyle w:val="OtherTok"/>
+        </w:rPr>
+        <w:t xml:space="preserve">&lt;-</w:t>
+      </w:r>
+      <w:r>
+        <w:rPr>
+          <w:rStyle w:val="NormalTok"/>
+        </w:rPr>
+        <w:t xml:space="preserve"> </w:t>
+      </w:r>
+      <w:r>
+        <w:rPr>
+          <w:rStyle w:val="FunctionTok"/>
+        </w:rPr>
+        <w:t xml:space="preserve">c</w:t>
+      </w:r>
+      <w:r>
+        <w:rPr>
+          <w:rStyle w:val="NormalTok"/>
+        </w:rPr>
+        <w:t xml:space="preserve">(</w:t>
+      </w:r>
+      <w:r>
+        <w:rPr>
+          <w:rStyle w:val="DecValTok"/>
+        </w:rPr>
+        <w:t xml:space="preserve">3</w:t>
+      </w:r>
+      <w:r>
+        <w:rPr>
+          <w:rStyle w:val="NormalTok"/>
+        </w:rPr>
+        <w:t xml:space="preserve">, </w:t>
+      </w:r>
+      <w:r>
+        <w:rPr>
+          <w:rStyle w:val="SpecialCharTok"/>
+        </w:rPr>
+        <w:t xml:space="preserve">-</w:t>
+      </w:r>
+      <w:r>
+        <w:rPr>
+          <w:rStyle w:val="DecValTok"/>
+        </w:rPr>
+        <w:t xml:space="preserve">1</w:t>
+      </w:r>
+      <w:r>
+        <w:rPr>
+          <w:rStyle w:val="NormalTok"/>
+        </w:rPr>
+        <w:t xml:space="preserve">, </w:t>
+      </w:r>
+      <w:r>
+        <w:rPr>
+          <w:rStyle w:val="DecValTok"/>
+        </w:rPr>
+        <w:t xml:space="preserve">2</w:t>
+      </w:r>
+      <w:r>
+        <w:rPr>
+          <w:rStyle w:val="NormalTok"/>
+        </w:rPr>
+        <w:t xml:space="preserve">)</w:t>
+      </w:r>
+      <w:r>
+        <w:br/>
+      </w:r>
+      <w:r>
+        <w:rPr>
+          <w:rStyle w:val="NormalTok"/>
+        </w:rPr>
+        <w:t xml:space="preserve">b </w:t>
+      </w:r>
+      <w:r>
+        <w:rPr>
+          <w:rStyle w:val="OtherTok"/>
+        </w:rPr>
+        <w:t xml:space="preserve">&lt;-</w:t>
+      </w:r>
+      <w:r>
+        <w:rPr>
+          <w:rStyle w:val="NormalTok"/>
+        </w:rPr>
+        <w:t xml:space="preserve"> </w:t>
+      </w:r>
+      <w:r>
+        <w:rPr>
+          <w:rStyle w:val="FunctionTok"/>
+        </w:rPr>
+        <w:t xml:space="preserve">c</w:t>
+      </w:r>
+      <w:r>
+        <w:rPr>
+          <w:rStyle w:val="NormalTok"/>
+        </w:rPr>
+        <w:t xml:space="preserve">(</w:t>
+      </w:r>
+      <w:r>
+        <w:rPr>
+          <w:rStyle w:val="DecValTok"/>
+        </w:rPr>
+        <w:t xml:space="preserve">0</w:t>
+      </w:r>
+      <w:r>
+        <w:rPr>
+          <w:rStyle w:val="NormalTok"/>
+        </w:rPr>
+        <w:t xml:space="preserve">, </w:t>
+      </w:r>
+      <w:r>
+        <w:rPr>
+          <w:rStyle w:val="DecValTok"/>
+        </w:rPr>
+        <w:t xml:space="preserve">4</w:t>
+      </w:r>
+      <w:r>
+        <w:rPr>
+          <w:rStyle w:val="NormalTok"/>
+        </w:rPr>
+        <w:t xml:space="preserve">, </w:t>
+      </w:r>
+      <w:r>
+        <w:rPr>
+          <w:rStyle w:val="SpecialCharTok"/>
+        </w:rPr>
+        <w:t xml:space="preserve">-</w:t>
+      </w:r>
+      <w:r>
+        <w:rPr>
+          <w:rStyle w:val="DecValTok"/>
+        </w:rPr>
+        <w:t xml:space="preserve">2</w:t>
+      </w:r>
+      <w:r>
+        <w:rPr>
+          <w:rStyle w:val="NormalTok"/>
+        </w:rPr>
+        <w:t xml:space="preserve">)</w:t>
+      </w:r>
+      <w:r>
+        <w:br/>
+      </w:r>
+      <w:r>
+        <w:br/>
+      </w:r>
+      <w:r>
+        <w:rPr>
+          <w:rStyle w:val="FunctionTok"/>
+        </w:rPr>
+        <w:t xml:space="preserve">print</w:t>
+      </w:r>
+      <w:r>
+        <w:rPr>
+          <w:rStyle w:val="NormalTok"/>
+        </w:rPr>
+        <w:t xml:space="preserve">(</w:t>
+      </w:r>
+      <w:r>
+        <w:rPr>
+          <w:rStyle w:val="FunctionTok"/>
+        </w:rPr>
+        <w:t xml:space="preserve">c</w:t>
+      </w:r>
+      <w:r>
+        <w:rPr>
+          <w:rStyle w:val="NormalTok"/>
+        </w:rPr>
+        <w:t xml:space="preserve">(</w:t>
+      </w:r>
+      <w:r>
+        <w:rPr>
+          <w:rStyle w:val="FunctionTok"/>
+        </w:rPr>
+        <w:t xml:space="preserve">sum</w:t>
+      </w:r>
+      <w:r>
+        <w:rPr>
+          <w:rStyle w:val="NormalTok"/>
+        </w:rPr>
         <w:t xml:space="preserve">(a </w:t>
       </w:r>
       <w:r>
         <w:rPr>
-          <w:rStyle w:val="OperatorTok"/>
-        </w:rPr>
-        <w:t xml:space="preserve">@</w:t>
+          <w:rStyle w:val="SpecialCharTok"/>
+        </w:rPr>
+        <w:t xml:space="preserve">*</w:t>
       </w:r>
       <w:r>
         <w:rPr>
           <w:rStyle w:val="NormalTok"/>
         </w:rPr>
-        <w:t xml:space="preserve"> b, </w:t>
-      </w:r>
-      <w:r>
-        <w:rPr>
-          <w:rStyle w:val="BuiltInTok"/>
+        <w:t xml:space="preserve"> b), </w:t>
+      </w:r>
+      <w:r>
+        <w:rPr>
+          <w:rStyle w:val="FunctionTok"/>
         </w:rPr>
         <w:t xml:space="preserve">round</w:t>
       </w:r>
@@ -9625,305 +10133,63 @@
       </w:r>
       <w:r>
         <w:rPr>
-          <w:rStyle w:val="BuiltInTok"/>
-        </w:rPr>
-        <w:t xml:space="preserve">float</w:t>
+          <w:rStyle w:val="FunctionTok"/>
+        </w:rPr>
+        <w:t xml:space="preserve">sqrt</w:t>
       </w:r>
       <w:r>
         <w:rPr>
           <w:rStyle w:val="NormalTok"/>
         </w:rPr>
-        <w:t xml:space="preserve">(np.linalg.norm(a)), </w:t>
+        <w:t xml:space="preserve">(</w:t>
+      </w:r>
+      <w:r>
+        <w:rPr>
+          <w:rStyle w:val="FunctionTok"/>
+        </w:rPr>
+        <w:t xml:space="preserve">sum</w:t>
+      </w:r>
+      <w:r>
+        <w:rPr>
+          <w:rStyle w:val="NormalTok"/>
+        </w:rPr>
+        <w:t xml:space="preserve">(a</w:t>
+      </w:r>
+      <w:r>
+        <w:rPr>
+          <w:rStyle w:val="SpecialCharTok"/>
+        </w:rPr>
+        <w:t xml:space="preserve">^</w:t>
       </w:r>
       <w:r>
         <w:rPr>
           <w:rStyle w:val="DecValTok"/>
         </w:rPr>
+        <w:t xml:space="preserve">2</w:t>
+      </w:r>
+      <w:r>
+        <w:rPr>
+          <w:rStyle w:val="NormalTok"/>
+        </w:rPr>
+        <w:t xml:space="preserve">)), </w:t>
+      </w:r>
+      <w:r>
+        <w:rPr>
+          <w:rStyle w:val="DecValTok"/>
+        </w:rPr>
         <w:t xml:space="preserve">3</w:t>
       </w:r>
       <w:r>
         <w:rPr>
           <w:rStyle w:val="NormalTok"/>
         </w:rPr>
-        <w:t xml:space="preserve">))</w:t>
-      </w:r>
-    </w:p>
-    <w:p>
-      <w:pPr>
-        <w:pStyle w:val="SourceCode"/>
-      </w:pPr>
-      <w:r>
-        <w:rPr>
-          <w:rStyle w:val="NormalTok"/>
-        </w:rPr>
-        <w:t xml:space="preserve">a </w:t>
-      </w:r>
-      <w:r>
-        <w:rPr>
-          <w:rStyle w:val="OtherTok"/>
-        </w:rPr>
-        <w:t xml:space="preserve">&lt;-</w:t>
-      </w:r>
-      <w:r>
-        <w:rPr>
-          <w:rStyle w:val="NormalTok"/>
-        </w:rPr>
-        <w:t xml:space="preserve"> </w:t>
-      </w:r>
-      <w:r>
-        <w:rPr>
-          <w:rStyle w:val="FunctionTok"/>
-        </w:rPr>
-        <w:t xml:space="preserve">c</w:t>
-      </w:r>
-      <w:r>
-        <w:rPr>
-          <w:rStyle w:val="NormalTok"/>
-        </w:rPr>
-        <w:t xml:space="preserve">(</w:t>
-      </w:r>
-      <w:r>
-        <w:rPr>
-          <w:rStyle w:val="DecValTok"/>
-        </w:rPr>
-        <w:t xml:space="preserve">3</w:t>
-      </w:r>
-      <w:r>
-        <w:rPr>
-          <w:rStyle w:val="NormalTok"/>
-        </w:rPr>
-        <w:t xml:space="preserve">, </w:t>
-      </w:r>
-      <w:r>
-        <w:rPr>
-          <w:rStyle w:val="SpecialCharTok"/>
-        </w:rPr>
-        <w:t xml:space="preserve">-</w:t>
-      </w:r>
-      <w:r>
-        <w:rPr>
-          <w:rStyle w:val="DecValTok"/>
-        </w:rPr>
-        <w:t xml:space="preserve">1</w:t>
-      </w:r>
-      <w:r>
-        <w:rPr>
-          <w:rStyle w:val="NormalTok"/>
-        </w:rPr>
-        <w:t xml:space="preserve">, </w:t>
-      </w:r>
-      <w:r>
-        <w:rPr>
-          <w:rStyle w:val="DecValTok"/>
-        </w:rPr>
-        <w:t xml:space="preserve">2</w:t>
-      </w:r>
-      <w:r>
-        <w:rPr>
-          <w:rStyle w:val="NormalTok"/>
-        </w:rPr>
-        <w:t xml:space="preserve">)</w:t>
+        <w:t xml:space="preserve">)))</w:t>
       </w:r>
       <w:r>
         <w:br/>
       </w:r>
       <w:r>
         <w:rPr>
-          <w:rStyle w:val="NormalTok"/>
-        </w:rPr>
-        <w:t xml:space="preserve">b </w:t>
-      </w:r>
-      <w:r>
-        <w:rPr>
-          <w:rStyle w:val="OtherTok"/>
-        </w:rPr>
-        <w:t xml:space="preserve">&lt;-</w:t>
-      </w:r>
-      <w:r>
-        <w:rPr>
-          <w:rStyle w:val="NormalTok"/>
-        </w:rPr>
-        <w:t xml:space="preserve"> </w:t>
-      </w:r>
-      <w:r>
-        <w:rPr>
-          <w:rStyle w:val="FunctionTok"/>
-        </w:rPr>
-        <w:t xml:space="preserve">c</w:t>
-      </w:r>
-      <w:r>
-        <w:rPr>
-          <w:rStyle w:val="NormalTok"/>
-        </w:rPr>
-        <w:t xml:space="preserve">(</w:t>
-      </w:r>
-      <w:r>
-        <w:rPr>
-          <w:rStyle w:val="DecValTok"/>
-        </w:rPr>
-        <w:t xml:space="preserve">0</w:t>
-      </w:r>
-      <w:r>
-        <w:rPr>
-          <w:rStyle w:val="NormalTok"/>
-        </w:rPr>
-        <w:t xml:space="preserve">, </w:t>
-      </w:r>
-      <w:r>
-        <w:rPr>
-          <w:rStyle w:val="DecValTok"/>
-        </w:rPr>
-        <w:t xml:space="preserve">4</w:t>
-      </w:r>
-      <w:r>
-        <w:rPr>
-          <w:rStyle w:val="NormalTok"/>
-        </w:rPr>
-        <w:t xml:space="preserve">, </w:t>
-      </w:r>
-      <w:r>
-        <w:rPr>
-          <w:rStyle w:val="SpecialCharTok"/>
-        </w:rPr>
-        <w:t xml:space="preserve">-</w:t>
-      </w:r>
-      <w:r>
-        <w:rPr>
-          <w:rStyle w:val="DecValTok"/>
-        </w:rPr>
-        <w:t xml:space="preserve">2</w:t>
-      </w:r>
-      <w:r>
-        <w:rPr>
-          <w:rStyle w:val="NormalTok"/>
-        </w:rPr>
-        <w:t xml:space="preserve">)</w:t>
-      </w:r>
-      <w:r>
-        <w:br/>
-      </w:r>
-      <w:r>
-        <w:br/>
-      </w:r>
-      <w:r>
-        <w:rPr>
-          <w:rStyle w:val="FunctionTok"/>
-        </w:rPr>
-        <w:t xml:space="preserve">print</w:t>
-      </w:r>
-      <w:r>
-        <w:rPr>
-          <w:rStyle w:val="NormalTok"/>
-        </w:rPr>
-        <w:t xml:space="preserve">(</w:t>
-      </w:r>
-      <w:r>
-        <w:rPr>
-          <w:rStyle w:val="FunctionTok"/>
-        </w:rPr>
-        <w:t xml:space="preserve">c</w:t>
-      </w:r>
-      <w:r>
-        <w:rPr>
-          <w:rStyle w:val="NormalTok"/>
-        </w:rPr>
-        <w:t xml:space="preserve">(</w:t>
-      </w:r>
-      <w:r>
-        <w:rPr>
-          <w:rStyle w:val="FunctionTok"/>
-        </w:rPr>
-        <w:t xml:space="preserve">sum</w:t>
-      </w:r>
-      <w:r>
-        <w:rPr>
-          <w:rStyle w:val="NormalTok"/>
-        </w:rPr>
-        <w:t xml:space="preserve">(a </w:t>
-      </w:r>
-      <w:r>
-        <w:rPr>
-          <w:rStyle w:val="SpecialCharTok"/>
-        </w:rPr>
-        <w:t xml:space="preserve">*</w:t>
-      </w:r>
-      <w:r>
-        <w:rPr>
-          <w:rStyle w:val="NormalTok"/>
-        </w:rPr>
-        <w:t xml:space="preserve"> b), </w:t>
-      </w:r>
-      <w:r>
-        <w:rPr>
-          <w:rStyle w:val="FunctionTok"/>
-        </w:rPr>
-        <w:t xml:space="preserve">round</w:t>
-      </w:r>
-      <w:r>
-        <w:rPr>
-          <w:rStyle w:val="NormalTok"/>
-        </w:rPr>
-        <w:t xml:space="preserve">(</w:t>
-      </w:r>
-      <w:r>
-        <w:rPr>
-          <w:rStyle w:val="FunctionTok"/>
-        </w:rPr>
-        <w:t xml:space="preserve">sqrt</w:t>
-      </w:r>
-      <w:r>
-        <w:rPr>
-          <w:rStyle w:val="NormalTok"/>
-        </w:rPr>
-        <w:t xml:space="preserve">(</w:t>
-      </w:r>
-      <w:r>
-        <w:rPr>
-          <w:rStyle w:val="FunctionTok"/>
-        </w:rPr>
-        <w:t xml:space="preserve">sum</w:t>
-      </w:r>
-      <w:r>
-        <w:rPr>
-          <w:rStyle w:val="NormalTok"/>
-        </w:rPr>
-        <w:t xml:space="preserve">(a</w:t>
-      </w:r>
-      <w:r>
-        <w:rPr>
-          <w:rStyle w:val="SpecialCharTok"/>
-        </w:rPr>
-        <w:t xml:space="preserve">^</w:t>
-      </w:r>
-      <w:r>
-        <w:rPr>
-          <w:rStyle w:val="DecValTok"/>
-        </w:rPr>
-        <w:t xml:space="preserve">2</w:t>
-      </w:r>
-      <w:r>
-        <w:rPr>
-          <w:rStyle w:val="NormalTok"/>
-        </w:rPr>
-        <w:t xml:space="preserve">)), </w:t>
-      </w:r>
-      <w:r>
-        <w:rPr>
-          <w:rStyle w:val="DecValTok"/>
-        </w:rPr>
-        <w:t xml:space="preserve">3</w:t>
-      </w:r>
-      <w:r>
-        <w:rPr>
-          <w:rStyle w:val="NormalTok"/>
-        </w:rPr>
-        <w:t xml:space="preserve">)))</w:t>
-      </w:r>
-      <w:r>
-        <w:br/>
-      </w:r>
-      <w:r>
-        <w:rPr>
           <w:rStyle w:val="CommentTok"/>
         </w:rPr>
         <w:t xml:space="preserve">#&gt; [1] -8.000  3.742</w:t>
@@ -9934,38 +10200,7 @@
         <w:pStyle w:val="FirstParagraph"/>
       </w:pPr>
       <w:r>
-        <w:t xml:space="preserve">Both print</w:t>
-      </w:r>
-      <w:r>
-        <w:t xml:space="preserve"> </w:t>
-      </w:r>
-      <m:oMath>
-        <m:r>
-          <m:rPr>
-            <m:sty m:val="p"/>
-          </m:rPr>
-          <m:t>−</m:t>
-        </m:r>
-        <m:r>
-          <m:t>8</m:t>
-        </m:r>
-      </m:oMath>
-      <w:r>
-        <w:t xml:space="preserve"> </w:t>
-      </w:r>
-      <w:r>
-        <w:t xml:space="preserve">and</w:t>
-      </w:r>
-      <w:r>
-        <w:t xml:space="preserve"> </w:t>
-      </w:r>
-      <m:oMath>
-        <m:r>
-          <m:t>3.742</m:t>
-        </m:r>
-      </m:oMath>
-      <w:r>
-        <w:t xml:space="preserve">.</w:t>
+        <w:t xml:space="preserve">Both print -8 and 3.742.</w:t>
       </w:r>
     </w:p>
     <w:bookmarkEnd w:id="76"/>
